--- a/pr-preview/pr-168/limit-theorems.docx
+++ b/pr-preview/pr-168/limit-theorems.docx
@@ -15,10 +15,10 @@
         <w:pStyle w:val="Date"/>
       </w:pPr>
       <w:r>
-        <w:t xml:space="preserve">Last modified: 2026-10-15 08:36:17 (PDT)</w:t>
+        <w:t xml:space="preserve">Last modified: 2026-10-15 13:37:30 (PDT)</w:t>
       </w:r>
     </w:p>
-    <w:bookmarkStart w:id="37" w:name="sec-clt"/>
+    <w:bookmarkStart w:id="38" w:name="sec-clt"/>
     <w:p>
       <w:pPr>
         <w:pStyle w:val="Heading2"/>
@@ -42,7 +42,7 @@
         <w:t xml:space="preserve">. </w:t>
       </w:r>
       <w:r>
-        <w:t xml:space="preserve">The sum of many independent random variables,</w:t>
+        <w:t xml:space="preserve">The average of many independent random variables,</w:t>
       </w:r>
       <w:r>
         <w:t xml:space="preserve"> </w:t>
@@ -229,9 +229,16 @@
       <m:oMath>
         <m:sSub>
           <m:e>
-            <m:r>
-              <m:t>S</m:t>
-            </m:r>
+            <m:acc>
+              <m:accPr>
+                <m:chr m:val="‾"/>
+              </m:accPr>
+              <m:e>
+                <m:r>
+                  <m:t>X</m:t>
+                </m:r>
+              </m:e>
+            </m:acc>
           </m:e>
           <m:sub>
             <m:r>
@@ -258,6 +265,21 @@
             </m:r>
           </m:lim>
         </m:limUpp>
+        <m:f>
+          <m:fPr>
+            <m:type m:val="bar"/>
+          </m:fPr>
+          <m:num>
+            <m:r>
+              <m:t>1</m:t>
+            </m:r>
+          </m:num>
+          <m:den>
+            <m:r>
+              <m:t>n</m:t>
+            </m:r>
+          </m:den>
+        </m:f>
         <m:nary>
           <m:naryPr>
             <m:chr m:val="∑"/>
@@ -379,35 +401,6 @@
                   <m:type m:val="bar"/>
                 </m:fPr>
                 <m:num>
-                  <m:sSub>
-                    <m:e>
-                      <m:r>
-                        <m:t>S</m:t>
-                      </m:r>
-                    </m:e>
-                    <m:sub>
-                      <m:r>
-                        <m:t>n</m:t>
-                      </m:r>
-                    </m:sub>
-                  </m:sSub>
-                  <m:r>
-                    <m:rPr>
-                      <m:sty m:val="p"/>
-                    </m:rPr>
-                    <m:t>−</m:t>
-                  </m:r>
-                  <m:r>
-                    <m:t>n</m:t>
-                  </m:r>
-                  <m:r>
-                    <m:t>μ</m:t>
-                  </m:r>
-                </m:num>
-                <m:den>
-                  <m:r>
-                    <m:t>σ</m:t>
-                  </m:r>
                   <m:rad>
                     <m:radPr>
                       <m:degHide m:val="on"/>
@@ -419,6 +412,54 @@
                       </m:r>
                     </m:e>
                   </m:rad>
+                  <m:r>
+                    <m:t> </m:t>
+                  </m:r>
+                  <m:r>
+                    <m:rPr>
+                      <m:sty m:val="p"/>
+                    </m:rPr>
+                    <m:t>(</m:t>
+                  </m:r>
+                  <m:sSub>
+                    <m:e>
+                      <m:acc>
+                        <m:accPr>
+                          <m:chr m:val="‾"/>
+                        </m:accPr>
+                        <m:e>
+                          <m:r>
+                            <m:t>X</m:t>
+                          </m:r>
+                        </m:e>
+                      </m:acc>
+                    </m:e>
+                    <m:sub>
+                      <m:r>
+                        <m:t>n</m:t>
+                      </m:r>
+                    </m:sub>
+                  </m:sSub>
+                  <m:r>
+                    <m:rPr>
+                      <m:sty m:val="p"/>
+                    </m:rPr>
+                    <m:t>−</m:t>
+                  </m:r>
+                  <m:r>
+                    <m:t>μ</m:t>
+                  </m:r>
+                  <m:r>
+                    <m:rPr>
+                      <m:sty m:val="p"/>
+                    </m:rPr>
+                    <m:t>)</m:t>
+                  </m:r>
+                </m:num>
+                <m:den>
+                  <m:r>
+                    <m:t>σ</m:t>
+                  </m:r>
                 </m:den>
               </m:f>
               <m:r>
@@ -727,7 +768,7 @@
         <w:t xml:space="preserve">which is why the informal statement asks only that no summand dominate.</w:t>
       </w:r>
     </w:p>
-    <w:bookmarkStart w:id="12" w:name="cor-sum-iid-moments"/>
+    <w:bookmarkStart w:id="12" w:name="cor-clt-sum"/>
     <w:p>
       <w:pPr>
         <w:pStyle w:val="BodyText"/>
@@ -737,7 +778,690 @@
           <w:b/>
           <w:bCs/>
         </w:rPr>
-        <w:t xml:space="preserve">Corollary 1 (Mean and variance of a sum of IID random variables)</w:t>
+        <w:t xml:space="preserve">Corollary 1 (Central Limit Theorem for a sum)</w:t>
+      </w:r>
+      <w:r>
+        <w:t xml:space="preserve"> </w:t>
+      </w:r>
+      <w:r>
+        <w:t xml:space="preserve">Let</w:t>
+      </w:r>
+      <w:r>
+        <w:t xml:space="preserve"> </w:t>
+      </w:r>
+      <m:oMath>
+        <m:sSub>
+          <m:e>
+            <m:r>
+              <m:t>X</m:t>
+            </m:r>
+          </m:e>
+          <m:sub>
+            <m:r>
+              <m:t>1</m:t>
+            </m:r>
+          </m:sub>
+        </m:sSub>
+        <m:r>
+          <m:rPr>
+            <m:sty m:val="p"/>
+          </m:rPr>
+          <m:t>,</m:t>
+        </m:r>
+        <m:sSub>
+          <m:e>
+            <m:r>
+              <m:t>X</m:t>
+            </m:r>
+          </m:e>
+          <m:sub>
+            <m:r>
+              <m:t>2</m:t>
+            </m:r>
+          </m:sub>
+        </m:sSub>
+        <m:r>
+          <m:rPr>
+            <m:sty m:val="p"/>
+          </m:rPr>
+          <m:t>,</m:t>
+        </m:r>
+        <m:r>
+          <m:rPr>
+            <m:sty m:val="p"/>
+          </m:rPr>
+          <m:t>…</m:t>
+        </m:r>
+      </m:oMath>
+      <w:r>
+        <w:t xml:space="preserve"> </w:t>
+      </w:r>
+      <w:r>
+        <w:t xml:space="preserve">be</w:t>
+      </w:r>
+      <w:r>
+        <w:t xml:space="preserve"> </w:t>
+      </w:r>
+      <w:hyperlink r:id="rId9">
+        <w:r>
+          <w:rPr>
+            <w:rStyle w:val="Hyperlink"/>
+          </w:rPr>
+          <w:t xml:space="preserve">IID</w:t>
+        </w:r>
+      </w:hyperlink>
+      <w:r>
+        <w:t xml:space="preserve"> </w:t>
+      </w:r>
+      <w:r>
+        <w:t xml:space="preserve">random variables</w:t>
+      </w:r>
+      <w:r>
+        <w:t xml:space="preserve"> </w:t>
+      </w:r>
+      <w:r>
+        <w:t xml:space="preserve">with mean</w:t>
+      </w:r>
+      <w:r>
+        <w:t xml:space="preserve"> </w:t>
+      </w:r>
+      <m:oMath>
+        <m:r>
+          <m:t>μ</m:t>
+        </m:r>
+      </m:oMath>
+      <w:r>
+        <w:t xml:space="preserve"> </w:t>
+      </w:r>
+      <w:r>
+        <w:t xml:space="preserve">and finite variance</w:t>
+      </w:r>
+      <w:r>
+        <w:t xml:space="preserve"> </w:t>
+      </w:r>
+      <m:oMath>
+        <m:sSup>
+          <m:e>
+            <m:r>
+              <m:t>σ</m:t>
+            </m:r>
+          </m:e>
+          <m:sup>
+            <m:r>
+              <m:t>2</m:t>
+            </m:r>
+          </m:sup>
+        </m:sSup>
+        <m:r>
+          <m:rPr>
+            <m:sty m:val="p"/>
+          </m:rPr>
+          <m:t>&gt;</m:t>
+        </m:r>
+        <m:r>
+          <m:t>0</m:t>
+        </m:r>
+      </m:oMath>
+      <w:r>
+        <w:t xml:space="preserve">,</w:t>
+      </w:r>
+      <w:r>
+        <w:t xml:space="preserve"> </w:t>
+      </w:r>
+      <w:r>
+        <w:t xml:space="preserve">and let</w:t>
+      </w:r>
+      <w:r>
+        <w:t xml:space="preserve"> </w:t>
+      </w:r>
+      <m:oMath>
+        <m:sSub>
+          <m:e>
+            <m:r>
+              <m:t>S</m:t>
+            </m:r>
+          </m:e>
+          <m:sub>
+            <m:r>
+              <m:t>n</m:t>
+            </m:r>
+          </m:sub>
+        </m:sSub>
+        <m:limUpp>
+          <m:e>
+            <m:r>
+              <m:rPr>
+                <m:sty m:val="p"/>
+              </m:rPr>
+              <m:t>=</m:t>
+            </m:r>
+          </m:e>
+          <m:lim>
+            <m:r>
+              <m:rPr>
+                <m:nor/>
+                <m:sty m:val="p"/>
+              </m:rPr>
+              <m:t>def</m:t>
+            </m:r>
+          </m:lim>
+        </m:limUpp>
+        <m:nary>
+          <m:naryPr>
+            <m:chr m:val="∑"/>
+            <m:limLoc m:val="undOvr"/>
+            <m:subHide m:val="off"/>
+            <m:supHide m:val="off"/>
+          </m:naryPr>
+          <m:sub>
+            <m:r>
+              <m:t>i</m:t>
+            </m:r>
+            <m:r>
+              <m:rPr>
+                <m:sty m:val="p"/>
+              </m:rPr>
+              <m:t>=</m:t>
+            </m:r>
+            <m:r>
+              <m:t>1</m:t>
+            </m:r>
+          </m:sub>
+          <m:sup>
+            <m:r>
+              <m:t>n</m:t>
+            </m:r>
+          </m:sup>
+          <m:e>
+            <m:sSub>
+              <m:e>
+                <m:r>
+                  <m:t>X</m:t>
+                </m:r>
+              </m:e>
+              <m:sub>
+                <m:r>
+                  <m:t>i</m:t>
+                </m:r>
+              </m:sub>
+            </m:sSub>
+          </m:e>
+        </m:nary>
+      </m:oMath>
+      <w:r>
+        <w:t xml:space="preserve">.</w:t>
+      </w:r>
+      <w:r>
+        <w:t xml:space="preserve"> </w:t>
+      </w:r>
+      <w:r>
+        <w:t xml:space="preserve">Then for every real number</w:t>
+      </w:r>
+      <w:r>
+        <w:t xml:space="preserve"> </w:t>
+      </w:r>
+      <m:oMath>
+        <m:r>
+          <m:t>z</m:t>
+        </m:r>
+      </m:oMath>
+      <w:r>
+        <w:t xml:space="preserve">:</w:t>
+      </w:r>
+    </w:p>
+    <w:p>
+      <w:pPr>
+        <w:pStyle w:val="BodyText"/>
+      </w:pPr>
+      <m:oMathPara>
+        <m:oMathParaPr>
+          <m:jc m:val="center"/>
+        </m:oMathParaPr>
+        <m:oMath>
+          <m:limLow>
+            <m:e>
+              <m:r>
+                <m:rPr>
+                  <m:sty m:val="p"/>
+                </m:rPr>
+                <m:t>lim</m:t>
+              </m:r>
+            </m:e>
+            <m:lim>
+              <m:r>
+                <m:t>n</m:t>
+              </m:r>
+              <m:r>
+                <m:rPr>
+                  <m:sty m:val="p"/>
+                </m:rPr>
+                <m:t>→</m:t>
+              </m:r>
+              <m:r>
+                <m:rPr>
+                  <m:sty m:val="p"/>
+                </m:rPr>
+                <m:t>∞</m:t>
+              </m:r>
+            </m:lim>
+          </m:limLow>
+          <m:r>
+            <m:rPr>
+              <m:sty m:val="p"/>
+            </m:rPr>
+            <m:t>Pr</m:t>
+          </m:r>
+          <m:r>
+            <m:t>​</m:t>
+          </m:r>
+          <m:d>
+            <m:dPr>
+              <m:begChr m:val="("/>
+              <m:sepChr m:val=""/>
+              <m:endChr m:val=")"/>
+              <m:grow/>
+            </m:dPr>
+            <m:e>
+              <m:f>
+                <m:fPr>
+                  <m:type m:val="bar"/>
+                </m:fPr>
+                <m:num>
+                  <m:sSub>
+                    <m:e>
+                      <m:r>
+                        <m:t>S</m:t>
+                      </m:r>
+                    </m:e>
+                    <m:sub>
+                      <m:r>
+                        <m:t>n</m:t>
+                      </m:r>
+                    </m:sub>
+                  </m:sSub>
+                  <m:r>
+                    <m:rPr>
+                      <m:sty m:val="p"/>
+                    </m:rPr>
+                    <m:t>−</m:t>
+                  </m:r>
+                  <m:r>
+                    <m:t>n</m:t>
+                  </m:r>
+                  <m:r>
+                    <m:t>μ</m:t>
+                  </m:r>
+                </m:num>
+                <m:den>
+                  <m:r>
+                    <m:t>σ</m:t>
+                  </m:r>
+                  <m:rad>
+                    <m:radPr>
+                      <m:degHide m:val="on"/>
+                    </m:radPr>
+                    <m:deg/>
+                    <m:e>
+                      <m:r>
+                        <m:t>n</m:t>
+                      </m:r>
+                    </m:e>
+                  </m:rad>
+                </m:den>
+              </m:f>
+              <m:r>
+                <m:rPr>
+                  <m:sty m:val="p"/>
+                </m:rPr>
+                <m:t>≤</m:t>
+              </m:r>
+              <m:r>
+                <m:t>z</m:t>
+              </m:r>
+            </m:e>
+          </m:d>
+          <m:r>
+            <m:t>​</m:t>
+          </m:r>
+          <m:r>
+            <m:rPr>
+              <m:sty m:val="p"/>
+            </m:rPr>
+            <m:t>=</m:t>
+          </m:r>
+          <m:r>
+            <m:rPr>
+              <m:sty m:val="p"/>
+            </m:rPr>
+            <m:t>Φ</m:t>
+          </m:r>
+          <m:r>
+            <m:rPr>
+              <m:sty m:val="p"/>
+            </m:rPr>
+            <m:t>(</m:t>
+          </m:r>
+          <m:r>
+            <m:t>z</m:t>
+          </m:r>
+          <m:r>
+            <m:rPr>
+              <m:sty m:val="p"/>
+            </m:rPr>
+            <m:t>)</m:t>
+          </m:r>
+        </m:oMath>
+      </m:oMathPara>
+    </w:p>
+    <w:bookmarkEnd w:id="12"/>
+    <w:p>
+      <w:pPr>
+        <w:pStyle w:val="FirstParagraph"/>
+      </w:pPr>
+      <w:r>
+        <w:rPr>
+          <w:i/>
+          <w:iCs/>
+        </w:rPr>
+        <w:t xml:space="preserve">Proof</w:t>
+      </w:r>
+      <w:r>
+        <w:t xml:space="preserve">. </w:t>
+      </w:r>
+      <w:r>
+        <w:t xml:space="preserve">Since</w:t>
+      </w:r>
+      <w:r>
+        <w:t xml:space="preserve"> </w:t>
+      </w:r>
+      <m:oMath>
+        <m:sSub>
+          <m:e>
+            <m:r>
+              <m:t>S</m:t>
+            </m:r>
+          </m:e>
+          <m:sub>
+            <m:r>
+              <m:t>n</m:t>
+            </m:r>
+          </m:sub>
+        </m:sSub>
+        <m:r>
+          <m:rPr>
+            <m:sty m:val="p"/>
+          </m:rPr>
+          <m:t>=</m:t>
+        </m:r>
+        <m:r>
+          <m:t>n</m:t>
+        </m:r>
+        <m:sSub>
+          <m:e>
+            <m:acc>
+              <m:accPr>
+                <m:chr m:val="‾"/>
+              </m:accPr>
+              <m:e>
+                <m:r>
+                  <m:t>X</m:t>
+                </m:r>
+              </m:e>
+            </m:acc>
+          </m:e>
+          <m:sub>
+            <m:r>
+              <m:t>n</m:t>
+            </m:r>
+          </m:sub>
+        </m:sSub>
+      </m:oMath>
+      <w:r>
+        <w:t xml:space="preserve">,</w:t>
+      </w:r>
+    </w:p>
+    <w:p>
+      <w:pPr>
+        <w:pStyle w:val="BodyText"/>
+      </w:pPr>
+      <m:oMathPara>
+        <m:oMathParaPr>
+          <m:jc m:val="center"/>
+        </m:oMathParaPr>
+        <m:oMath>
+          <m:f>
+            <m:fPr>
+              <m:type m:val="bar"/>
+            </m:fPr>
+            <m:num>
+              <m:sSub>
+                <m:e>
+                  <m:r>
+                    <m:t>S</m:t>
+                  </m:r>
+                </m:e>
+                <m:sub>
+                  <m:r>
+                    <m:t>n</m:t>
+                  </m:r>
+                </m:sub>
+              </m:sSub>
+              <m:r>
+                <m:rPr>
+                  <m:sty m:val="p"/>
+                </m:rPr>
+                <m:t>−</m:t>
+              </m:r>
+              <m:r>
+                <m:t>n</m:t>
+              </m:r>
+              <m:r>
+                <m:t>μ</m:t>
+              </m:r>
+            </m:num>
+            <m:den>
+              <m:r>
+                <m:t>σ</m:t>
+              </m:r>
+              <m:rad>
+                <m:radPr>
+                  <m:degHide m:val="on"/>
+                </m:radPr>
+                <m:deg/>
+                <m:e>
+                  <m:r>
+                    <m:t>n</m:t>
+                  </m:r>
+                </m:e>
+              </m:rad>
+            </m:den>
+          </m:f>
+          <m:r>
+            <m:rPr>
+              <m:sty m:val="p"/>
+            </m:rPr>
+            <m:t>=</m:t>
+          </m:r>
+          <m:f>
+            <m:fPr>
+              <m:type m:val="bar"/>
+            </m:fPr>
+            <m:num>
+              <m:r>
+                <m:t>n</m:t>
+              </m:r>
+              <m:r>
+                <m:rPr>
+                  <m:sty m:val="p"/>
+                </m:rPr>
+                <m:t>(</m:t>
+              </m:r>
+              <m:sSub>
+                <m:e>
+                  <m:acc>
+                    <m:accPr>
+                      <m:chr m:val="‾"/>
+                    </m:accPr>
+                    <m:e>
+                      <m:r>
+                        <m:t>X</m:t>
+                      </m:r>
+                    </m:e>
+                  </m:acc>
+                </m:e>
+                <m:sub>
+                  <m:r>
+                    <m:t>n</m:t>
+                  </m:r>
+                </m:sub>
+              </m:sSub>
+              <m:r>
+                <m:rPr>
+                  <m:sty m:val="p"/>
+                </m:rPr>
+                <m:t>−</m:t>
+              </m:r>
+              <m:r>
+                <m:t>μ</m:t>
+              </m:r>
+              <m:r>
+                <m:rPr>
+                  <m:sty m:val="p"/>
+                </m:rPr>
+                <m:t>)</m:t>
+              </m:r>
+            </m:num>
+            <m:den>
+              <m:r>
+                <m:t>σ</m:t>
+              </m:r>
+              <m:rad>
+                <m:radPr>
+                  <m:degHide m:val="on"/>
+                </m:radPr>
+                <m:deg/>
+                <m:e>
+                  <m:r>
+                    <m:t>n</m:t>
+                  </m:r>
+                </m:e>
+              </m:rad>
+            </m:den>
+          </m:f>
+          <m:r>
+            <m:rPr>
+              <m:sty m:val="p"/>
+            </m:rPr>
+            <m:t>=</m:t>
+          </m:r>
+          <m:f>
+            <m:fPr>
+              <m:type m:val="bar"/>
+            </m:fPr>
+            <m:num>
+              <m:rad>
+                <m:radPr>
+                  <m:degHide m:val="on"/>
+                </m:radPr>
+                <m:deg/>
+                <m:e>
+                  <m:r>
+                    <m:t>n</m:t>
+                  </m:r>
+                </m:e>
+              </m:rad>
+              <m:r>
+                <m:t> </m:t>
+              </m:r>
+              <m:r>
+                <m:rPr>
+                  <m:sty m:val="p"/>
+                </m:rPr>
+                <m:t>(</m:t>
+              </m:r>
+              <m:sSub>
+                <m:e>
+                  <m:acc>
+                    <m:accPr>
+                      <m:chr m:val="‾"/>
+                    </m:accPr>
+                    <m:e>
+                      <m:r>
+                        <m:t>X</m:t>
+                      </m:r>
+                    </m:e>
+                  </m:acc>
+                </m:e>
+                <m:sub>
+                  <m:r>
+                    <m:t>n</m:t>
+                  </m:r>
+                </m:sub>
+              </m:sSub>
+              <m:r>
+                <m:rPr>
+                  <m:sty m:val="p"/>
+                </m:rPr>
+                <m:t>−</m:t>
+              </m:r>
+              <m:r>
+                <m:t>μ</m:t>
+              </m:r>
+              <m:r>
+                <m:rPr>
+                  <m:sty m:val="p"/>
+                </m:rPr>
+                <m:t>)</m:t>
+              </m:r>
+            </m:num>
+            <m:den>
+              <m:r>
+                <m:t>σ</m:t>
+              </m:r>
+            </m:den>
+          </m:f>
+          <m:r>
+            <m:rPr>
+              <m:sty m:val="p"/>
+            </m:rPr>
+            <m:t>,</m:t>
+          </m:r>
+        </m:oMath>
+      </m:oMathPara>
+    </w:p>
+    <w:p>
+      <w:pPr>
+        <w:pStyle w:val="FirstParagraph"/>
+      </w:pPr>
+      <w:r>
+        <w:t xml:space="preserve">so the event in this corollary is the event in</w:t>
+      </w:r>
+      <w:r>
+        <w:t xml:space="preserve"> </w:t>
+      </w:r>
+      <w:hyperlink w:anchor="thm-clt">
+        <w:r>
+          <w:rPr>
+            <w:rStyle w:val="Hyperlink"/>
+          </w:rPr>
+          <w:t xml:space="preserve">Theorem 1</w:t>
+        </w:r>
+      </w:hyperlink>
+      <w:r>
+        <w:t xml:space="preserve">, and the limits agree.</w:t>
+      </w:r>
+    </w:p>
+    <w:bookmarkStart w:id="13" w:name="cor-sum-iid-moments"/>
+    <w:p>
+      <w:pPr>
+        <w:pStyle w:val="BodyText"/>
+      </w:pPr>
+      <w:r>
+        <w:rPr>
+          <w:b/>
+          <w:bCs/>
+        </w:rPr>
+        <w:t xml:space="preserve">Corollary 2 (Mean and variance of a sum of IID random variables)</w:t>
       </w:r>
       <w:r>
         <w:t xml:space="preserve"> </w:t>
@@ -1079,7 +1803,7 @@
         </m:oMath>
       </m:oMathPara>
     </w:p>
-    <w:bookmarkEnd w:id="12"/>
+    <w:bookmarkEnd w:id="13"/>
     <w:p>
       <w:pPr>
         <w:pStyle w:val="FirstParagraph"/>
@@ -1100,7 +1824,7 @@
       <w:r>
         <w:t xml:space="preserve"> </w:t>
       </w:r>
-      <w:hyperlink r:id="rId13">
+      <w:hyperlink r:id="rId14">
         <w:r>
           <w:rPr>
             <w:rStyle w:val="Hyperlink"/>
@@ -1338,7 +2062,7 @@
       <w:r>
         <w:t xml:space="preserve"> </w:t>
       </w:r>
-      <w:hyperlink r:id="rId14">
+      <w:hyperlink r:id="rId15">
         <w:r>
           <w:rPr>
             <w:rStyle w:val="Hyperlink"/>
@@ -1512,7 +2236,7 @@
       <w:r>
         <w:t xml:space="preserve"> </w:t>
       </w:r>
-      <w:hyperlink r:id="rId15">
+      <w:hyperlink r:id="rId16">
         <w:r>
           <w:rPr>
             <w:rStyle w:val="Hyperlink"/>
@@ -1604,7 +2328,7 @@
       <w:r>
         <w:t xml:space="preserve"> </w:t>
       </w:r>
-      <w:hyperlink r:id="rId16">
+      <w:hyperlink r:id="rId17">
         <w:r>
           <w:rPr>
             <w:rStyle w:val="Hyperlink"/>
@@ -1724,7 +2448,7 @@
       <w:r>
         <w:t xml:space="preserve">(</w:t>
       </w:r>
-      <w:hyperlink r:id="rId17">
+      <w:hyperlink r:id="rId18">
         <w:r>
           <w:rPr>
             <w:rStyle w:val="Hyperlink"/>
@@ -2413,9 +3137,16 @@
       <m:oMath>
         <m:sSub>
           <m:e>
-            <m:r>
-              <m:t>S</m:t>
-            </m:r>
+            <m:acc>
+              <m:accPr>
+                <m:chr m:val="‾"/>
+              </m:accPr>
+              <m:e>
+                <m:r>
+                  <m:t>X</m:t>
+                </m:r>
+              </m:e>
+            </m:acc>
           </m:e>
           <m:sub>
             <m:r>
@@ -2435,9 +3166,6 @@
       </w:r>
       <m:oMath>
         <m:r>
-          <m:t>n</m:t>
-        </m:r>
-        <m:r>
           <m:t>μ</m:t>
         </m:r>
       </m:oMath>
@@ -2451,9 +3179,6 @@
         <w:t xml:space="preserve"> </w:t>
       </w:r>
       <m:oMath>
-        <m:r>
-          <m:t>n</m:t>
-        </m:r>
         <m:sSup>
           <m:e>
             <m:r>
@@ -2466,6 +3191,15 @@
             </m:r>
           </m:sup>
         </m:sSup>
+        <m:r>
+          <m:rPr>
+            <m:sty m:val="p"/>
+          </m:rPr>
+          <m:t>/</m:t>
+        </m:r>
+        <m:r>
+          <m:t>n</m:t>
+        </m:r>
       </m:oMath>
       <w:r>
         <w:t xml:space="preserve">,</w:t>
@@ -2474,12 +3208,12 @@
         <w:t xml:space="preserve"> </w:t>
       </w:r>
       <w:r>
-        <w:t xml:space="preserve">which by</w:t>
-      </w:r>
-      <w:r>
-        <w:t xml:space="preserve"> </w:t>
-      </w:r>
-      <w:hyperlink w:anchor="cor-sum-iid-moments">
+        <w:t xml:space="preserve">and</w:t>
+      </w:r>
+      <w:r>
+        <w:t xml:space="preserve"> </w:t>
+      </w:r>
+      <w:hyperlink w:anchor="cor-clt-sum">
         <w:r>
           <w:rPr>
             <w:rStyle w:val="Hyperlink"/>
@@ -2491,7 +3225,7 @@
         <w:t xml:space="preserve"> </w:t>
       </w:r>
       <w:r>
-        <w:t xml:space="preserve">are exactly the mean and variance of</w:t>
+        <w:t xml:space="preserve">justifies approximating</w:t>
       </w:r>
       <w:r>
         <w:t xml:space="preserve"> </w:t>
@@ -2511,10 +3245,156 @@
         </m:sSub>
       </m:oMath>
       <w:r>
+        <w:t xml:space="preserve"> </w:t>
+      </w:r>
+      <w:r>
+        <w:t xml:space="preserve">by a normal distribution with mean</w:t>
+      </w:r>
+      <w:r>
+        <w:t xml:space="preserve"> </w:t>
+      </w:r>
+      <m:oMath>
+        <m:r>
+          <m:t>n</m:t>
+        </m:r>
+        <m:r>
+          <m:t>μ</m:t>
+        </m:r>
+      </m:oMath>
+      <w:r>
+        <w:t xml:space="preserve"> </w:t>
+      </w:r>
+      <w:r>
+        <w:t xml:space="preserve">and variance</w:t>
+      </w:r>
+      <w:r>
+        <w:t xml:space="preserve"> </w:t>
+      </w:r>
+      <m:oMath>
+        <m:r>
+          <m:t>n</m:t>
+        </m:r>
+        <m:sSup>
+          <m:e>
+            <m:r>
+              <m:t>σ</m:t>
+            </m:r>
+          </m:e>
+          <m:sup>
+            <m:r>
+              <m:t>2</m:t>
+            </m:r>
+          </m:sup>
+        </m:sSup>
+      </m:oMath>
+      <w:r>
         <w:t xml:space="preserve">.</w:t>
       </w:r>
+      <w:r>
+        <w:t xml:space="preserve"> </w:t>
+      </w:r>
+      <w:r>
+        <w:t xml:space="preserve">By</w:t>
+      </w:r>
+      <w:r>
+        <w:t xml:space="preserve"> </w:t>
+      </w:r>
+      <w:hyperlink w:anchor="cor-sum-iid-moments">
+        <w:r>
+          <w:rPr>
+            <w:rStyle w:val="Hyperlink"/>
+          </w:rPr>
+          <w:t xml:space="preserve">Corollary 2</w:t>
+        </w:r>
+      </w:hyperlink>
+      <w:r>
+        <w:t xml:space="preserve">, these are exactly the means and variances</w:t>
+      </w:r>
+      <w:r>
+        <w:t xml:space="preserve"> </w:t>
+      </w:r>
+      <w:r>
+        <w:t xml:space="preserve">of</w:t>
+      </w:r>
+      <w:r>
+        <w:t xml:space="preserve"> </w:t>
+      </w:r>
+      <m:oMath>
+        <m:sSub>
+          <m:e>
+            <m:acc>
+              <m:accPr>
+                <m:chr m:val="‾"/>
+              </m:accPr>
+              <m:e>
+                <m:r>
+                  <m:t>X</m:t>
+                </m:r>
+              </m:e>
+            </m:acc>
+          </m:e>
+          <m:sub>
+            <m:r>
+              <m:t>n</m:t>
+            </m:r>
+          </m:sub>
+        </m:sSub>
+        <m:r>
+          <m:rPr>
+            <m:sty m:val="p"/>
+          </m:rPr>
+          <m:t>=</m:t>
+        </m:r>
+        <m:sSub>
+          <m:e>
+            <m:r>
+              <m:t>S</m:t>
+            </m:r>
+          </m:e>
+          <m:sub>
+            <m:r>
+              <m:t>n</m:t>
+            </m:r>
+          </m:sub>
+        </m:sSub>
+        <m:r>
+          <m:rPr>
+            <m:sty m:val="p"/>
+          </m:rPr>
+          <m:t>/</m:t>
+        </m:r>
+        <m:r>
+          <m:t>n</m:t>
+        </m:r>
+      </m:oMath>
+      <w:r>
+        <w:t xml:space="preserve"> </w:t>
+      </w:r>
+      <w:r>
+        <w:t xml:space="preserve">and</w:t>
+      </w:r>
+      <w:r>
+        <w:t xml:space="preserve"> </w:t>
+      </w:r>
+      <m:oMath>
+        <m:sSub>
+          <m:e>
+            <m:r>
+              <m:t>S</m:t>
+            </m:r>
+          </m:e>
+          <m:sub>
+            <m:r>
+              <m:t>n</m:t>
+            </m:r>
+          </m:sub>
+        </m:sSub>
+      </m:oMath>
+      <w:r>
+        <w:t xml:space="preserve">.</w:t>
+      </w:r>
     </w:p>
-    <w:bookmarkStart w:id="26" w:name="exm-clt-5d6"/>
+    <w:bookmarkStart w:id="27" w:name="exm-clt-5d6"/>
     <w:p>
       <w:pPr>
         <w:pStyle w:val="BodyText"/>
@@ -3373,7 +4253,7 @@
       <w:tr>
         <w:tc>
           <w:tcPr/>
-          <w:bookmarkStart w:id="21" w:name="fig-clt-1d6"/>
+          <w:bookmarkStart w:id="22" w:name="fig-clt-1d6"/>
           <w:p>
             <w:pPr>
               <w:pStyle w:val="Compact"/>
@@ -3384,18 +4264,18 @@
                 <wp:inline>
                   <wp:extent cx="4620126" cy="3696101"/>
                   <wp:effectExtent b="0" l="0" r="0" t="0"/>
-                  <wp:docPr descr="" title="" id="19" name="Picture"/>
+                  <wp:docPr descr="" title="" id="20" name="Picture"/>
                   <a:graphic>
                     <a:graphicData uri="http://schemas.openxmlformats.org/drawingml/2006/picture">
                       <pic:pic>
                         <pic:nvPicPr>
-                          <pic:cNvPr descr="limit-theorems_files/figure-docx/fig-clt-1d6-1.png" id="20" name="Picture"/>
+                          <pic:cNvPr descr="limit-theorems_files/figure-docx/fig-clt-1d6-1.png" id="21" name="Picture"/>
                           <pic:cNvPicPr>
                             <a:picLocks noChangeArrowheads="1" noChangeAspect="1"/>
                           </pic:cNvPicPr>
                         </pic:nvPicPr>
                         <pic:blipFill>
-                          <a:blip r:embed="rId18"/>
+                          <a:blip r:embed="rId19"/>
                           <a:stretch>
                             <a:fillRect/>
                           </a:stretch>
@@ -3435,7 +4315,7 @@
               <w:t xml:space="preserve">Figure 1: Distribution of the outcome of one die</w:t>
             </w:r>
           </w:p>
-          <w:bookmarkEnd w:id="21"/>
+          <w:bookmarkEnd w:id="22"/>
         </w:tc>
       </w:tr>
     </w:tbl>
@@ -3595,7 +4475,7 @@
       <w:tr>
         <w:tc>
           <w:tcPr/>
-          <w:bookmarkStart w:id="25" w:name="fig-clt-5d6"/>
+          <w:bookmarkStart w:id="26" w:name="fig-clt-5d6"/>
           <w:p>
             <w:pPr>
               <w:pStyle w:val="Compact"/>
@@ -3606,18 +4486,18 @@
                 <wp:inline>
                   <wp:extent cx="4620126" cy="3696101"/>
                   <wp:effectExtent b="0" l="0" r="0" t="0"/>
-                  <wp:docPr descr="" title="" id="23" name="Picture"/>
+                  <wp:docPr descr="" title="" id="24" name="Picture"/>
                   <a:graphic>
                     <a:graphicData uri="http://schemas.openxmlformats.org/drawingml/2006/picture">
                       <pic:pic>
                         <pic:nvPicPr>
-                          <pic:cNvPr descr="limit-theorems_files/figure-docx/fig-clt-5d6-1.png" id="24" name="Picture"/>
+                          <pic:cNvPr descr="limit-theorems_files/figure-docx/fig-clt-5d6-1.png" id="25" name="Picture"/>
                           <pic:cNvPicPr>
                             <a:picLocks noChangeArrowheads="1" noChangeAspect="1"/>
                           </pic:cNvPicPr>
                         </pic:nvPicPr>
                         <pic:blipFill>
-                          <a:blip r:embed="rId22"/>
+                          <a:blip r:embed="rId23"/>
                           <a:stretch>
                             <a:fillRect/>
                           </a:stretch>
@@ -3657,7 +4537,7 @@
               <w:t xml:space="preserve">Figure 2: Distribution of the sum of five dice</w:t>
             </w:r>
           </w:p>
-          <w:bookmarkEnd w:id="25"/>
+          <w:bookmarkEnd w:id="26"/>
         </w:tc>
       </w:tr>
     </w:tbl>
@@ -3733,12 +4613,12 @@
       <w:r>
         <w:t xml:space="preserve"> </w:t>
       </w:r>
-      <w:hyperlink w:anchor="thm-clt">
+      <w:hyperlink w:anchor="cor-clt-sum">
         <w:r>
           <w:rPr>
             <w:rStyle w:val="Hyperlink"/>
           </w:rPr>
-          <w:t xml:space="preserve">Theorem 1</w:t>
+          <w:t xml:space="preserve">Corollary 1</w:t>
         </w:r>
       </w:hyperlink>
       <w:r>
@@ -3953,8 +4833,8 @@
         <w:t xml:space="preserve">.</w:t>
       </w:r>
     </w:p>
-    <w:bookmarkEnd w:id="26"/>
-    <w:bookmarkStart w:id="34" w:name="exm-clt-auto"/>
+    <w:bookmarkEnd w:id="27"/>
+    <w:bookmarkStart w:id="35" w:name="exm-clt-auto"/>
     <w:p>
       <w:pPr>
         <w:pStyle w:val="BodyText"/>
@@ -4018,7 +4898,7 @@
       <w:r>
         <w:t xml:space="preserve"> </w:t>
       </w:r>
-      <w:hyperlink r:id="rId27">
+      <w:hyperlink r:id="rId28">
         <w:r>
           <w:rPr>
             <w:rStyle w:val="VerbatimChar"/>
@@ -4050,7 +4930,7 @@
       <w:r>
         <w:t xml:space="preserve"> </w:t>
       </w:r>
-      <w:hyperlink r:id="rId28">
+      <w:hyperlink r:id="rId29">
         <w:r>
           <w:rPr>
             <w:rStyle w:val="VerbatimChar"/>
@@ -4082,7 +4962,7 @@
       <w:r>
         <w:t xml:space="preserve"> </w:t>
       </w:r>
-      <w:hyperlink r:id="rId29">
+      <w:hyperlink r:id="rId30">
         <w:r>
           <w:rPr>
             <w:rStyle w:val="VerbatimChar"/>
@@ -4200,7 +5080,7 @@
         <w:t xml:space="preserve"> </w:t>
       </w:r>
       <w:r>
-        <w:t xml:space="preserve">The sum</w:t>
+        <w:t xml:space="preserve">The sample mean</w:t>
       </w:r>
       <w:r>
         <w:t xml:space="preserve"> </w:t>
@@ -4208,9 +5088,16 @@
       <m:oMath>
         <m:sSub>
           <m:e>
-            <m:r>
-              <m:t>S</m:t>
-            </m:r>
+            <m:acc>
+              <m:accPr>
+                <m:chr m:val="‾"/>
+              </m:accPr>
+              <m:e>
+                <m:r>
+                  <m:t>X</m:t>
+                </m:r>
+              </m:e>
+            </m:acc>
           </m:e>
           <m:sub>
             <m:r>
@@ -4218,80 +5105,12 @@
             </m:r>
           </m:sub>
         </m:sSub>
-      </m:oMath>
-      <w:r>
-        <w:t xml:space="preserve"> </w:t>
-      </w:r>
-      <w:r>
-        <w:t xml:space="preserve">has mean</w:t>
-      </w:r>
-      <w:r>
-        <w:t xml:space="preserve"> </w:t>
-      </w:r>
-      <m:oMath>
-        <m:r>
-          <m:t>n</m:t>
-        </m:r>
-        <m:r>
-          <m:t>μ</m:t>
-        </m:r>
-      </m:oMath>
-      <w:r>
-        <w:t xml:space="preserve"> </w:t>
-      </w:r>
-      <w:r>
-        <w:t xml:space="preserve">and variance</w:t>
-      </w:r>
-      <w:r>
-        <w:t xml:space="preserve"> </w:t>
-      </w:r>
-      <m:oMath>
-        <m:r>
-          <m:t>n</m:t>
-        </m:r>
-        <m:sSup>
-          <m:e>
-            <m:r>
-              <m:t>σ</m:t>
-            </m:r>
-          </m:e>
-          <m:sup>
-            <m:r>
-              <m:t>2</m:t>
-            </m:r>
-          </m:sup>
-        </m:sSup>
-      </m:oMath>
-      <w:r>
-        <w:t xml:space="preserve"> </w:t>
-      </w:r>
-      <w:r>
-        <w:t xml:space="preserve">by</w:t>
-      </w:r>
-      <w:r>
-        <w:t xml:space="preserve"> </w:t>
-      </w:r>
-      <w:hyperlink w:anchor="cor-sum-iid-moments">
-        <w:r>
-          <w:rPr>
-            <w:rStyle w:val="Hyperlink"/>
-          </w:rPr>
-          <w:t xml:space="preserve">Corollary 1</w:t>
-        </w:r>
-      </w:hyperlink>
-      <w:r>
-        <w:t xml:space="preserve">,</w:t>
-      </w:r>
-      <w:r>
-        <w:t xml:space="preserve"> </w:t>
-      </w:r>
-      <w:r>
-        <w:t xml:space="preserve">so the sample mean</w:t>
-      </w:r>
-      <w:r>
-        <w:t xml:space="preserve"> </w:t>
-      </w:r>
-      <m:oMath>
+        <m:r>
+          <m:rPr>
+            <m:sty m:val="p"/>
+          </m:rPr>
+          <m:t>=</m:t>
+        </m:r>
         <m:sSub>
           <m:e>
             <m:r>
@@ -4315,10 +5134,74 @@
         </m:r>
       </m:oMath>
       <w:r>
-        <w:t xml:space="preserve"> </w:t>
-      </w:r>
-      <w:r>
-        <w:t xml:space="preserve">has mean</w:t>
+        <w:t xml:space="preserve">, where</w:t>
+      </w:r>
+      <w:r>
+        <w:t xml:space="preserve"> </w:t>
+      </w:r>
+      <m:oMath>
+        <m:sSub>
+          <m:e>
+            <m:r>
+              <m:t>S</m:t>
+            </m:r>
+          </m:e>
+          <m:sub>
+            <m:r>
+              <m:t>n</m:t>
+            </m:r>
+          </m:sub>
+        </m:sSub>
+        <m:r>
+          <m:rPr>
+            <m:sty m:val="p"/>
+          </m:rPr>
+          <m:t>=</m:t>
+        </m:r>
+        <m:nary>
+          <m:naryPr>
+            <m:chr m:val="∑"/>
+            <m:limLoc m:val="undOvr"/>
+            <m:subHide m:val="off"/>
+            <m:supHide m:val="off"/>
+          </m:naryPr>
+          <m:sub>
+            <m:r>
+              <m:t>i</m:t>
+            </m:r>
+            <m:r>
+              <m:rPr>
+                <m:sty m:val="p"/>
+              </m:rPr>
+              <m:t>=</m:t>
+            </m:r>
+            <m:r>
+              <m:t>1</m:t>
+            </m:r>
+          </m:sub>
+          <m:sup>
+            <m:r>
+              <m:t>n</m:t>
+            </m:r>
+          </m:sup>
+          <m:e>
+            <m:sSub>
+              <m:e>
+                <m:r>
+                  <m:t>X</m:t>
+                </m:r>
+              </m:e>
+              <m:sub>
+                <m:r>
+                  <m:t>i</m:t>
+                </m:r>
+              </m:sub>
+            </m:sSub>
+          </m:e>
+        </m:nary>
+      </m:oMath>
+      <w:r>
+        <w:t xml:space="preserve">, has mean</w:t>
       </w:r>
       <w:r>
         <w:t xml:space="preserve"> </w:t>
@@ -4359,6 +5242,92 @@
           </m:e>
         </m:rad>
       </m:oMath>
+      <w:r>
+        <w:t xml:space="preserve">,</w:t>
+      </w:r>
+      <w:r>
+        <w:t xml:space="preserve"> </w:t>
+      </w:r>
+      <w:r>
+        <w:t xml:space="preserve">because</w:t>
+      </w:r>
+      <w:r>
+        <w:t xml:space="preserve"> </w:t>
+      </w:r>
+      <m:oMath>
+        <m:sSub>
+          <m:e>
+            <m:r>
+              <m:t>S</m:t>
+            </m:r>
+          </m:e>
+          <m:sub>
+            <m:r>
+              <m:t>n</m:t>
+            </m:r>
+          </m:sub>
+        </m:sSub>
+      </m:oMath>
+      <w:r>
+        <w:t xml:space="preserve"> </w:t>
+      </w:r>
+      <w:r>
+        <w:t xml:space="preserve">has mean</w:t>
+      </w:r>
+      <w:r>
+        <w:t xml:space="preserve"> </w:t>
+      </w:r>
+      <m:oMath>
+        <m:r>
+          <m:t>n</m:t>
+        </m:r>
+        <m:r>
+          <m:t>μ</m:t>
+        </m:r>
+      </m:oMath>
+      <w:r>
+        <w:t xml:space="preserve"> </w:t>
+      </w:r>
+      <w:r>
+        <w:t xml:space="preserve">and variance</w:t>
+      </w:r>
+      <w:r>
+        <w:t xml:space="preserve"> </w:t>
+      </w:r>
+      <m:oMath>
+        <m:r>
+          <m:t>n</m:t>
+        </m:r>
+        <m:sSup>
+          <m:e>
+            <m:r>
+              <m:t>σ</m:t>
+            </m:r>
+          </m:e>
+          <m:sup>
+            <m:r>
+              <m:t>2</m:t>
+            </m:r>
+          </m:sup>
+        </m:sSup>
+      </m:oMath>
+      <w:r>
+        <w:t xml:space="preserve"> </w:t>
+      </w:r>
+      <w:r>
+        <w:t xml:space="preserve">by</w:t>
+      </w:r>
+      <w:r>
+        <w:t xml:space="preserve"> </w:t>
+      </w:r>
+      <w:hyperlink w:anchor="cor-sum-iid-moments">
+        <w:r>
+          <w:rPr>
+            <w:rStyle w:val="Hyperlink"/>
+          </w:rPr>
+          <w:t xml:space="preserve">Corollary 2</w:t>
+        </w:r>
+      </w:hyperlink>
       <w:r>
         <w:t xml:space="preserve">.</w:t>
       </w:r>
@@ -7268,7 +8237,7 @@
       <w:tr>
         <w:tc>
           <w:tcPr/>
-          <w:bookmarkStart w:id="33" w:name="fig-clt-auto"/>
+          <w:bookmarkStart w:id="34" w:name="fig-clt-auto"/>
           <w:p>
             <w:pPr>
               <w:pStyle w:val="Compact"/>
@@ -7279,18 +8248,18 @@
                 <wp:inline>
                   <wp:extent cx="5334000" cy="2000250"/>
                   <wp:effectExtent b="0" l="0" r="0" t="0"/>
-                  <wp:docPr descr="" title="" id="31" name="Picture"/>
+                  <wp:docPr descr="" title="" id="32" name="Picture"/>
                   <a:graphic>
                     <a:graphicData uri="http://schemas.openxmlformats.org/drawingml/2006/picture">
                       <pic:pic>
                         <pic:nvPicPr>
-                          <pic:cNvPr descr="limit-theorems_files/figure-docx/fig-clt-auto-1.png" id="32" name="Picture"/>
+                          <pic:cNvPr descr="limit-theorems_files/figure-docx/fig-clt-auto-1.png" id="33" name="Picture"/>
                           <pic:cNvPicPr>
                             <a:picLocks noChangeArrowheads="1" noChangeAspect="1"/>
                           </pic:cNvPicPr>
                         </pic:nvPicPr>
                         <pic:blipFill>
-                          <a:blip r:embed="rId30"/>
+                          <a:blip r:embed="rId31"/>
                           <a:stretch>
                             <a:fillRect/>
                           </a:stretch>
@@ -7330,7 +8299,7 @@
               <w:t xml:space="preserve">Figure 3: Histograms of 10,000 sample means of horsepower, for samples of n = 1, 5 and 30 cars drawn with replacement from the Auto data. The curve is the normal density with mean mu and standard deviation sigma over the square root of n.</w:t>
             </w:r>
           </w:p>
-          <w:bookmarkEnd w:id="33"/>
+          <w:bookmarkEnd w:id="34"/>
         </w:tc>
       </w:tr>
     </w:tbl>
@@ -7467,7 +8436,7 @@
           <w:rPr>
             <w:rStyle w:val="Hyperlink"/>
           </w:rPr>
-          <w:t xml:space="preserve">Corollary 1</w:t>
+          <w:t xml:space="preserve">Corollary 2</w:t>
         </w:r>
       </w:hyperlink>
       <w:r>
@@ -7561,7 +8530,7 @@
         <w:t xml:space="preserve">.</w:t>
       </w:r>
     </w:p>
-    <w:bookmarkEnd w:id="34"/>
+    <w:bookmarkEnd w:id="35"/>
     <w:p>
       <w:pPr>
         <w:pStyle w:val="BodyText"/>
@@ -7572,7 +8541,7 @@
       <w:r>
         <w:t xml:space="preserve"> </w:t>
       </w:r>
-      <w:hyperlink r:id="rId35">
+      <w:hyperlink r:id="rId36">
         <w:r>
           <w:rPr>
             <w:rStyle w:val="Hyperlink"/>
@@ -7589,7 +8558,7 @@
       <w:r>
         <w:t xml:space="preserve"> </w:t>
       </w:r>
-      <w:hyperlink r:id="rId36">
+      <w:hyperlink r:id="rId37">
         <w:r>
           <w:rPr>
             <w:rStyle w:val="Hyperlink"/>
@@ -7616,8 +8585,8 @@
         <w:t xml:space="preserve">.</w:t>
       </w:r>
     </w:p>
-    <w:bookmarkEnd w:id="37"/>
-    <w:bookmarkStart w:id="50" w:name="sec-tail-bounds"/>
+    <w:bookmarkEnd w:id="38"/>
+    <w:bookmarkStart w:id="51" w:name="sec-tail-bounds"/>
     <w:p>
       <w:pPr>
         <w:pStyle w:val="Heading2"/>
@@ -7626,7 +8595,7 @@
         <w:t xml:space="preserve">2 Tail bounds</w:t>
       </w:r>
     </w:p>
-    <w:bookmarkStart w:id="38" w:name="thm-markov"/>
+    <w:bookmarkStart w:id="39" w:name="thm-markov"/>
     <w:p>
       <w:pPr>
         <w:pStyle w:val="FirstParagraph"/>
@@ -7842,7 +8811,7 @@
         </m:oMath>
       </m:oMathPara>
     </w:p>
-    <w:bookmarkEnd w:id="38"/>
+    <w:bookmarkEnd w:id="39"/>
     <w:p>
       <w:pPr>
         <w:pStyle w:val="FirstParagraph"/>
@@ -8031,7 +9000,7 @@
       <w:r>
         <w:t xml:space="preserve"> </w:t>
       </w:r>
-      <w:hyperlink r:id="rId13">
+      <w:hyperlink r:id="rId14">
         <w:r>
           <w:rPr>
             <w:rStyle w:val="Hyperlink"/>
@@ -8334,7 +9303,7 @@
         <w:t xml:space="preserve">.</w:t>
       </w:r>
     </w:p>
-    <w:bookmarkStart w:id="39" w:name="thm-chebyshev"/>
+    <w:bookmarkStart w:id="40" w:name="thm-chebyshev"/>
     <w:p>
       <w:pPr>
         <w:pStyle w:val="BodyText"/>
@@ -8540,7 +9509,7 @@
         </m:oMath>
       </m:oMathPara>
     </w:p>
-    <w:bookmarkEnd w:id="39"/>
+    <w:bookmarkEnd w:id="40"/>
     <w:p>
       <w:pPr>
         <w:pStyle w:val="FirstParagraph"/>
@@ -9147,7 +10116,7 @@
         <w:t xml:space="preserve">.</w:t>
       </w:r>
     </w:p>
-    <w:bookmarkStart w:id="40" w:name="exm-chebyshev-auto"/>
+    <w:bookmarkStart w:id="41" w:name="exm-chebyshev-auto"/>
     <w:p>
       <w:pPr>
         <w:pStyle w:val="BodyText"/>
@@ -9893,8 +10862,8 @@
         <w:t xml:space="preserve">The bound is loose because it must hold for every distribution with this mean and variance.</w:t>
       </w:r>
     </w:p>
-    <w:bookmarkEnd w:id="40"/>
-    <w:bookmarkStart w:id="41" w:name="exr-chebyshev-sample-size"/>
+    <w:bookmarkEnd w:id="41"/>
+    <w:bookmarkStart w:id="42" w:name="exr-chebyshev-sample-size"/>
     <w:p>
       <w:pPr>
         <w:pStyle w:val="BodyText"/>
@@ -10164,7 +11133,7 @@
           <w:rPr>
             <w:rStyle w:val="Hyperlink"/>
           </w:rPr>
-          <w:t xml:space="preserve">Corollary 1</w:t>
+          <w:t xml:space="preserve">Corollary 2</w:t>
         </w:r>
       </w:hyperlink>
       <w:r>
@@ -10391,7 +11360,7 @@
       <w:r>
         <w:t xml:space="preserve"> </w:t>
       </w:r>
-      <w:hyperlink r:id="rId29">
+      <w:hyperlink r:id="rId30">
         <w:r>
           <w:rPr>
             <w:rStyle w:val="VerbatimChar"/>
@@ -10558,8 +11527,8 @@
         <w:t xml:space="preserve">Why is the count so far below the 5% the bound allows?</w:t>
       </w:r>
     </w:p>
-    <w:bookmarkEnd w:id="41"/>
-    <w:bookmarkStart w:id="42" w:name="sol-chebyshev-sample-size"/>
+    <w:bookmarkEnd w:id="42"/>
+    <w:bookmarkStart w:id="43" w:name="sol-chebyshev-sample-size"/>
     <w:p>
       <w:pPr>
         <w:pStyle w:val="FirstParagraph"/>
@@ -10593,7 +11562,7 @@
           <w:rPr>
             <w:rStyle w:val="Hyperlink"/>
           </w:rPr>
-          <w:t xml:space="preserve">Corollary 1</w:t>
+          <w:t xml:space="preserve">Corollary 2</w:t>
         </w:r>
       </w:hyperlink>
       <w:r>
@@ -11977,8 +12946,8 @@
         <w:t xml:space="preserve">.</w:t>
       </w:r>
     </w:p>
-    <w:bookmarkEnd w:id="42"/>
-    <w:bookmarkStart w:id="43" w:name="thm-chebyshev-sample-mean"/>
+    <w:bookmarkEnd w:id="43"/>
+    <w:bookmarkStart w:id="44" w:name="thm-chebyshev-sample-mean"/>
     <w:p>
       <w:pPr>
         <w:pStyle w:val="BodyText"/>
@@ -12379,7 +13348,7 @@
         </m:oMath>
       </m:oMathPara>
     </w:p>
-    <w:bookmarkEnd w:id="43"/>
+    <w:bookmarkEnd w:id="44"/>
     <w:p>
       <w:pPr>
         <w:pStyle w:val="FirstParagraph"/>
@@ -12518,14 +13487,14 @@
           <w:rPr>
             <w:rStyle w:val="Hyperlink"/>
           </w:rPr>
-          <w:t xml:space="preserve">Corollary 1</w:t>
+          <w:t xml:space="preserve">Corollary 2</w:t>
         </w:r>
       </w:hyperlink>
       <w:r>
         <w:t xml:space="preserve">.</w:t>
       </w:r>
     </w:p>
-    <w:bookmarkStart w:id="44" w:name="lem-hoeffding"/>
+    <w:bookmarkStart w:id="45" w:name="lem-hoeffding"/>
     <w:p>
       <w:pPr>
         <w:pStyle w:val="BodyText"/>
@@ -12730,7 +13699,7 @@
         </m:oMath>
       </m:oMathPara>
     </w:p>
-    <w:bookmarkEnd w:id="44"/>
+    <w:bookmarkEnd w:id="45"/>
     <w:p>
       <w:pPr>
         <w:pStyle w:val="FirstParagraph"/>
@@ -16293,7 +17262,7 @@
         <w:t xml:space="preserve">The next result uses it to bound the tails of an average.</w:t>
       </w:r>
     </w:p>
-    <w:bookmarkStart w:id="46" w:name="thm-hoeffding"/>
+    <w:bookmarkStart w:id="47" w:name="thm-hoeffding"/>
     <w:p>
       <w:pPr>
         <w:pStyle w:val="BodyText"/>
@@ -16572,7 +17541,7 @@
       <w:pPr>
         <w:pStyle w:val="BodyText"/>
       </w:pPr>
-      <w:bookmarkStart w:id="45" w:name="eq-hoeffding-one-sided"/>
+      <w:bookmarkStart w:id="46" w:name="eq-hoeffding-one-sided"/>
       <m:oMathPara>
         <m:oMathParaPr>
           <m:jc m:val="center"/>
@@ -16702,9 +17671,9 @@
           </m:r>
         </m:oMath>
       </m:oMathPara>
-      <w:bookmarkEnd w:id="45"/>
+      <w:bookmarkEnd w:id="46"/>
     </w:p>
-    <w:bookmarkEnd w:id="46"/>
+    <w:bookmarkEnd w:id="47"/>
     <w:p>
       <w:pPr>
         <w:pStyle w:val="FirstParagraph"/>
@@ -17798,7 +18767,7 @@
       <w:r>
         <w:t xml:space="preserve"> </w:t>
       </w:r>
-      <w:hyperlink r:id="rId16">
+      <w:hyperlink r:id="rId17">
         <w:r>
           <w:rPr>
             <w:rStyle w:val="Hyperlink"/>
@@ -18801,7 +19770,7 @@
         <w:t xml:space="preserve">which is the claim.</w:t>
       </w:r>
     </w:p>
-    <w:bookmarkStart w:id="48" w:name="cor-hoeffding-two-sided"/>
+    <w:bookmarkStart w:id="49" w:name="cor-hoeffding-two-sided"/>
     <w:p>
       <w:pPr>
         <w:pStyle w:val="BodyText"/>
@@ -18811,7 +19780,7 @@
           <w:b/>
           <w:bCs/>
         </w:rPr>
-        <w:t xml:space="preserve">Corollary 2 (Hoeffding’s inequality, two-sided)</w:t>
+        <w:t xml:space="preserve">Corollary 3 (Hoeffding’s inequality, two-sided)</w:t>
       </w:r>
       <w:r>
         <w:t xml:space="preserve"> </w:t>
@@ -18858,7 +19827,7 @@
       <w:pPr>
         <w:pStyle w:val="BodyText"/>
       </w:pPr>
-      <w:bookmarkStart w:id="47" w:name="eq-hoeffding"/>
+      <w:bookmarkStart w:id="48" w:name="eq-hoeffding"/>
       <m:oMathPara>
         <m:oMathParaPr>
           <m:jc m:val="center"/>
@@ -19007,9 +19976,9 @@
           </m:r>
         </m:oMath>
       </m:oMathPara>
-      <w:bookmarkEnd w:id="47"/>
+      <w:bookmarkEnd w:id="48"/>
     </w:p>
-    <w:bookmarkEnd w:id="48"/>
+    <w:bookmarkEnd w:id="49"/>
     <w:p>
       <w:pPr>
         <w:pStyle w:val="FirstParagraph"/>
@@ -20252,7 +21221,7 @@
         <w:t xml:space="preserve">draws in which it occurs.</w:t>
       </w:r>
     </w:p>
-    <w:bookmarkStart w:id="49" w:name="exm-hoeffding-auto"/>
+    <w:bookmarkStart w:id="50" w:name="exm-hoeffding-auto"/>
     <w:p>
       <w:pPr>
         <w:pStyle w:val="BodyText"/>
@@ -20562,7 +21531,7 @@
           <w:rPr>
             <w:rStyle w:val="Hyperlink"/>
           </w:rPr>
-          <w:t xml:space="preserve">Corollary 2</w:t>
+          <w:t xml:space="preserve">Corollary 3</w:t>
         </w:r>
       </w:hyperlink>
       <w:r>
@@ -21942,9 +22911,9 @@
         <w:t xml:space="preserve">Both bounds are loose because they must hold for every distribution of this kind, not only for this one.</w:t>
       </w:r>
     </w:p>
-    <w:bookmarkEnd w:id="49"/>
     <w:bookmarkEnd w:id="50"/>
-    <w:bookmarkStart w:id="58" w:name="sec-lln"/>
+    <w:bookmarkEnd w:id="51"/>
+    <w:bookmarkStart w:id="59" w:name="sec-lln"/>
     <w:p>
       <w:pPr>
         <w:pStyle w:val="Heading2"/>
@@ -21953,7 +22922,7 @@
         <w:t xml:space="preserve">3 The law of large numbers</w:t>
       </w:r>
     </w:p>
-    <w:bookmarkStart w:id="54" w:name="def-convergence-in-probability"/>
+    <w:bookmarkStart w:id="55" w:name="def-convergence-in-probability"/>
     <w:p>
       <w:pPr>
         <w:pStyle w:val="FirstParagraph"/>
@@ -22343,18 +23312,18 @@
                 <wp:inline>
                   <wp:extent cx="152400" cy="152400"/>
                   <wp:effectExtent b="0" l="0" r="0" t="0"/>
-                  <wp:docPr descr="" title="" id="52" name="Picture"/>
+                  <wp:docPr descr="" title="" id="53" name="Picture"/>
                   <a:graphic>
                     <a:graphicData uri="http://schemas.openxmlformats.org/drawingml/2006/picture">
                       <pic:pic>
                         <pic:nvPicPr>
-                          <pic:cNvPr descr="/opt/quarto/share/formats/docx/note.png" id="53" name="Picture"/>
+                          <pic:cNvPr descr="/opt/quarto/share/formats/docx/note.png" id="54" name="Picture"/>
                           <pic:cNvPicPr>
                             <a:picLocks noChangeArrowheads="1" noChangeAspect="1"/>
                           </pic:cNvPicPr>
                         </pic:nvPicPr>
                         <pic:blipFill>
-                          <a:blip r:embed="rId51"/>
+                          <a:blip r:embed="rId52"/>
                           <a:stretch>
                             <a:fillRect/>
                           </a:stretch>
@@ -22421,8 +23390,8 @@
         </w:tc>
       </w:tr>
     </w:tbl>
-    <w:bookmarkEnd w:id="54"/>
-    <w:bookmarkStart w:id="57" w:name="thm-wlln"/>
+    <w:bookmarkEnd w:id="55"/>
+    <w:bookmarkStart w:id="58" w:name="thm-wlln"/>
     <w:p>
       <w:pPr>
         <w:pStyle w:val="BodyText"/>
@@ -22795,18 +23764,18 @@
                 <wp:inline>
                   <wp:extent cx="152400" cy="152400"/>
                   <wp:effectExtent b="0" l="0" r="0" t="0"/>
-                  <wp:docPr descr="" title="" id="55" name="Picture"/>
+                  <wp:docPr descr="" title="" id="56" name="Picture"/>
                   <a:graphic>
                     <a:graphicData uri="http://schemas.openxmlformats.org/drawingml/2006/picture">
                       <pic:pic>
                         <pic:nvPicPr>
-                          <pic:cNvPr descr="/opt/quarto/share/formats/docx/note.png" id="56" name="Picture"/>
+                          <pic:cNvPr descr="/opt/quarto/share/formats/docx/note.png" id="57" name="Picture"/>
                           <pic:cNvPicPr>
                             <a:picLocks noChangeArrowheads="1" noChangeAspect="1"/>
                           </pic:cNvPicPr>
                         </pic:nvPicPr>
                         <pic:blipFill>
-                          <a:blip r:embed="rId51"/>
+                          <a:blip r:embed="rId52"/>
                           <a:stretch>
                             <a:fillRect/>
                           </a:stretch>
@@ -22873,7 +23842,7 @@
         </w:tc>
       </w:tr>
     </w:tbl>
-    <w:bookmarkEnd w:id="57"/>
+    <w:bookmarkEnd w:id="58"/>
     <w:p>
       <w:pPr>
         <w:pStyle w:val="BodyText"/>
@@ -22899,7 +23868,7 @@
           <w:rPr>
             <w:rStyle w:val="Hyperlink"/>
           </w:rPr>
-          <w:t xml:space="preserve">Corollary 1</w:t>
+          <w:t xml:space="preserve">Corollary 2</w:t>
         </w:r>
       </w:hyperlink>
       <w:r>
@@ -24254,8 +25223,8 @@
         <w:t xml:space="preserve">.</w:t>
       </w:r>
     </w:p>
-    <w:bookmarkEnd w:id="58"/>
-    <w:bookmarkStart w:id="75" w:name="references"/>
+    <w:bookmarkEnd w:id="59"/>
+    <w:bookmarkStart w:id="76" w:name="references"/>
     <w:p>
       <w:pPr>
         <w:pStyle w:val="Heading2"/>
@@ -24264,8 +25233,8 @@
         <w:t xml:space="preserve">References</w:t>
       </w:r>
     </w:p>
-    <w:bookmarkStart w:id="74" w:name="refs"/>
-    <w:bookmarkStart w:id="60" w:name="ref-fiveminuteai_probstat"/>
+    <w:bookmarkStart w:id="75" w:name="refs"/>
+    <w:bookmarkStart w:id="61" w:name="ref-fiveminuteai_probstat"/>
     <w:p>
       <w:pPr>
         <w:pStyle w:val="Bibliography"/>
@@ -24289,7 +25258,7 @@
       <w:r>
         <w:t xml:space="preserve"> </w:t>
       </w:r>
-      <w:hyperlink r:id="rId59">
+      <w:hyperlink r:id="rId60">
         <w:r>
           <w:rPr>
             <w:rStyle w:val="Hyperlink"/>
@@ -24301,8 +25270,8 @@
         <w:t xml:space="preserve">.</w:t>
       </w:r>
     </w:p>
-    <w:bookmarkEnd w:id="60"/>
-    <w:bookmarkStart w:id="62" w:name="ref-bienayme1853"/>
+    <w:bookmarkEnd w:id="61"/>
+    <w:bookmarkStart w:id="63" w:name="ref-bienayme1853"/>
     <w:p>
       <w:pPr>
         <w:pStyle w:val="Bibliography"/>
@@ -24347,7 +25316,7 @@
       <w:r>
         <w:t xml:space="preserve"> </w:t>
       </w:r>
-      <w:hyperlink r:id="rId61">
+      <w:hyperlink r:id="rId62">
         <w:r>
           <w:rPr>
             <w:rStyle w:val="Hyperlink"/>
@@ -24359,8 +25328,8 @@
         <w:t xml:space="preserve">.</w:t>
       </w:r>
     </w:p>
-    <w:bookmarkEnd w:id="62"/>
-    <w:bookmarkStart w:id="63" w:name="ref-billingsley1995probability"/>
+    <w:bookmarkEnd w:id="63"/>
+    <w:bookmarkStart w:id="64" w:name="ref-billingsley1995probability"/>
     <w:p>
       <w:pPr>
         <w:pStyle w:val="Bibliography"/>
@@ -24382,8 +25351,8 @@
         <w:t xml:space="preserve">. 3rd ed. Wiley Series in Probability and Mathematical Statistics. Wiley.</w:t>
       </w:r>
     </w:p>
-    <w:bookmarkEnd w:id="63"/>
-    <w:bookmarkStart w:id="65" w:name="ref-blitzstein2019introduction"/>
+    <w:bookmarkEnd w:id="64"/>
+    <w:bookmarkStart w:id="66" w:name="ref-blitzstein2019introduction"/>
     <w:p>
       <w:pPr>
         <w:pStyle w:val="Bibliography"/>
@@ -24407,7 +25376,7 @@
       <w:r>
         <w:t xml:space="preserve"> </w:t>
       </w:r>
-      <w:hyperlink r:id="rId64">
+      <w:hyperlink r:id="rId65">
         <w:r>
           <w:rPr>
             <w:rStyle w:val="Hyperlink"/>
@@ -24419,8 +25388,8 @@
         <w:t xml:space="preserve">.</w:t>
       </w:r>
     </w:p>
-    <w:bookmarkEnd w:id="65"/>
-    <w:bookmarkStart w:id="67" w:name="ref-CaseBerg01"/>
+    <w:bookmarkEnd w:id="66"/>
+    <w:bookmarkStart w:id="68" w:name="ref-CaseBerg01"/>
     <w:p>
       <w:pPr>
         <w:pStyle w:val="Bibliography"/>
@@ -24444,7 +25413,7 @@
       <w:r>
         <w:t xml:space="preserve"> </w:t>
       </w:r>
-      <w:hyperlink r:id="rId66">
+      <w:hyperlink r:id="rId67">
         <w:r>
           <w:rPr>
             <w:rStyle w:val="Hyperlink"/>
@@ -24456,8 +25425,8 @@
         <w:t xml:space="preserve">.</w:t>
       </w:r>
     </w:p>
-    <w:bookmarkEnd w:id="67"/>
-    <w:bookmarkStart w:id="69" w:name="ref-hoeffding1963"/>
+    <w:bookmarkEnd w:id="68"/>
+    <w:bookmarkStart w:id="70" w:name="ref-hoeffding1963"/>
     <w:p>
       <w:pPr>
         <w:pStyle w:val="Bibliography"/>
@@ -24490,7 +25459,7 @@
       <w:r>
         <w:t xml:space="preserve"> </w:t>
       </w:r>
-      <w:hyperlink r:id="rId68">
+      <w:hyperlink r:id="rId69">
         <w:r>
           <w:rPr>
             <w:rStyle w:val="Hyperlink"/>
@@ -24502,8 +25471,8 @@
         <w:t xml:space="preserve">.</w:t>
       </w:r>
     </w:p>
-    <w:bookmarkEnd w:id="69"/>
-    <w:bookmarkStart w:id="71" w:name="ref-seneta2013"/>
+    <w:bookmarkEnd w:id="70"/>
+    <w:bookmarkStart w:id="72" w:name="ref-seneta2013"/>
     <w:p>
       <w:pPr>
         <w:pStyle w:val="Bibliography"/>
@@ -24536,7 +25505,7 @@
       <w:r>
         <w:t xml:space="preserve"> </w:t>
       </w:r>
-      <w:hyperlink r:id="rId70">
+      <w:hyperlink r:id="rId71">
         <w:r>
           <w:rPr>
             <w:rStyle w:val="Hyperlink"/>
@@ -24548,8 +25517,8 @@
         <w:t xml:space="preserve">.</w:t>
       </w:r>
     </w:p>
-    <w:bookmarkEnd w:id="71"/>
-    <w:bookmarkStart w:id="73" w:name="ref-tchebichef1867"/>
+    <w:bookmarkEnd w:id="72"/>
+    <w:bookmarkStart w:id="74" w:name="ref-tchebichef1867"/>
     <w:p>
       <w:pPr>
         <w:pStyle w:val="Bibliography"/>
@@ -24579,7 +25548,7 @@
       <w:r>
         <w:t xml:space="preserve"> </w:t>
       </w:r>
-      <w:hyperlink r:id="rId72">
+      <w:hyperlink r:id="rId73">
         <w:r>
           <w:rPr>
             <w:rStyle w:val="Hyperlink"/>
@@ -24591,9 +25560,9 @@
         <w:t xml:space="preserve">.</w:t>
       </w:r>
     </w:p>
-    <w:bookmarkEnd w:id="73"/>
     <w:bookmarkEnd w:id="74"/>
     <w:bookmarkEnd w:id="75"/>
+    <w:bookmarkEnd w:id="76"/>
     <w:sectPr>
       <w:footnotePr>
         <w:numRestart w:val="eachSect"/>
